--- a/Links/Links.docx
+++ b/Links/Links.docx
@@ -31,19 +31,27 @@
       </w:hyperlink>
     </w:p>
     <w:p>
-      <w:pPr>
-        <w:rPr>
-          <w:lang w:val="en-US"/>
-        </w:rPr>
-      </w:pPr>
+      <w:proofErr w:type="gramStart"/>
+      <w:r>
+        <w:t>Link</w:t>
+      </w:r>
+      <w:proofErr w:type="gramEnd"/>
+      <w:r>
+        <w:t xml:space="preserve"> sustentación: </w:t>
+      </w:r>
+      <w:hyperlink r:id="rId5" w:history="1">
+        <w:r>
+          <w:rPr>
+            <w:rStyle w:val="Hipervnculo"/>
+          </w:rPr>
+          <w:t>https://youtu.be/6cCQcgQxX0Y</w:t>
+        </w:r>
+      </w:hyperlink>
     </w:p>
-    <w:p>
-      <w:pPr>
-        <w:rPr>
-          <w:lang w:val="en-US"/>
-        </w:rPr>
-      </w:pPr>
-    </w:p>
+    <w:p/>
+    <w:p/>
+    <w:p/>
+    <w:p/>
     <w:sectPr>
       <w:pgSz w:w="12240" w:h="15840"/>
       <w:pgMar w:top="1417" w:right="1418" w:bottom="1417" w:left="1418" w:header="709" w:footer="709" w:gutter="0"/>
